--- a/docs/버텨일지_완료보고서.docx
+++ b/docs/버텨일지_완료보고서.docx
@@ -25,6 +25,7 @@
         <w:spacing w:after="80"/>
         <w:jc w:val="center"/>
       </w:pPr>
+      <w:proofErr w:type="spellStart"/>
       <w:r>
         <w:rPr>
           <w:b/>
@@ -34,7 +35,43 @@
           <w:sz w:val="72"/>
           <w:szCs w:val="72"/>
         </w:rPr>
-        <w:t>버 텨 일 지</w:t>
+        <w:t>버</w:t>
+      </w:r>
+      <w:proofErr w:type="spellEnd"/>
+      <w:r>
+        <w:rPr>
+          <w:b/>
+          <w:bCs/>
+          <w:color w:val="05C072"/>
+          <w:spacing w:val="120"/>
+          <w:sz w:val="72"/>
+          <w:szCs w:val="72"/>
+        </w:rPr>
+        <w:t xml:space="preserve"> </w:t>
+      </w:r>
+      <w:proofErr w:type="spellStart"/>
+      <w:r>
+        <w:rPr>
+          <w:b/>
+          <w:bCs/>
+          <w:color w:val="05C072"/>
+          <w:spacing w:val="120"/>
+          <w:sz w:val="72"/>
+          <w:szCs w:val="72"/>
+        </w:rPr>
+        <w:t>텨</w:t>
+      </w:r>
+      <w:proofErr w:type="spellEnd"/>
+      <w:r>
+        <w:rPr>
+          <w:b/>
+          <w:bCs/>
+          <w:color w:val="05C072"/>
+          <w:spacing w:val="120"/>
+          <w:sz w:val="72"/>
+          <w:szCs w:val="72"/>
+        </w:rPr>
+        <w:t xml:space="preserve"> 일 지</w:t>
       </w:r>
     </w:p>
     <w:p>
@@ -70,27 +107,59 @@
         <w:spacing w:after="80"/>
         <w:jc w:val="center"/>
       </w:pPr>
+      <w:proofErr w:type="spellStart"/>
+      <w:proofErr w:type="gramStart"/>
       <w:r>
         <w:rPr>
           <w:color w:val="555555"/>
           <w:sz w:val="22"/>
           <w:szCs w:val="22"/>
         </w:rPr>
-        <w:t>팀명  버텨일지</w:t>
-      </w:r>
-    </w:p>
-    <w:p>
-      <w:pPr>
-        <w:spacing w:after="200"/>
-        <w:jc w:val="center"/>
-      </w:pPr>
+        <w:t>팀명</w:t>
+      </w:r>
+      <w:proofErr w:type="spellEnd"/>
       <w:r>
         <w:rPr>
           <w:color w:val="555555"/>
           <w:sz w:val="22"/>
           <w:szCs w:val="22"/>
         </w:rPr>
-        <w:t>완료일  2026년 5월 22일</w:t>
+        <w:t xml:space="preserve">  </w:t>
+      </w:r>
+      <w:proofErr w:type="spellStart"/>
+      <w:r>
+        <w:rPr>
+          <w:color w:val="555555"/>
+          <w:sz w:val="22"/>
+          <w:szCs w:val="22"/>
+        </w:rPr>
+        <w:t>버텨일지</w:t>
+      </w:r>
+      <w:proofErr w:type="spellEnd"/>
+      <w:proofErr w:type="gramEnd"/>
+    </w:p>
+    <w:p>
+      <w:pPr>
+        <w:spacing w:after="200"/>
+        <w:jc w:val="center"/>
+      </w:pPr>
+      <w:proofErr w:type="gramStart"/>
+      <w:r>
+        <w:rPr>
+          <w:color w:val="555555"/>
+          <w:sz w:val="22"/>
+          <w:szCs w:val="22"/>
+        </w:rPr>
+        <w:t>완료일  2026년</w:t>
+      </w:r>
+      <w:proofErr w:type="gramEnd"/>
+      <w:r>
+        <w:rPr>
+          <w:color w:val="555555"/>
+          <w:sz w:val="22"/>
+          <w:szCs w:val="22"/>
+        </w:rPr>
+        <w:t xml:space="preserve"> 5월 22일</w:t>
       </w:r>
     </w:p>
     <w:p>
@@ -106,13 +175,9 @@
           <w:sz w:val="22"/>
           <w:szCs w:val="22"/>
         </w:rPr>
-        <w:t>김수현  |  Frontend · UI/UX</w:t>
-      </w:r>
-    </w:p>
-    <w:p>
-      <w:pPr>
-        <w:jc w:val="center"/>
-      </w:pPr>
+        <w:t xml:space="preserve">김수현  </w:t>
+      </w:r>
+      <w:proofErr w:type="gramStart"/>
       <w:r>
         <w:rPr>
           <w:b/>
@@ -121,7 +186,55 @@
           <w:sz w:val="22"/>
           <w:szCs w:val="22"/>
         </w:rPr>
-        <w:t>최우철  |  Backend · API · DB</w:t>
+        <w:t>|  Frontend</w:t>
+      </w:r>
+      <w:proofErr w:type="gramEnd"/>
+      <w:r>
+        <w:rPr>
+          <w:b/>
+          <w:bCs/>
+          <w:color w:val="1A1A1A"/>
+          <w:sz w:val="22"/>
+          <w:szCs w:val="22"/>
+        </w:rPr>
+        <w:t xml:space="preserve"> · UI/UX</w:t>
+      </w:r>
+    </w:p>
+    <w:p>
+      <w:pPr>
+        <w:jc w:val="center"/>
+      </w:pPr>
+      <w:r>
+        <w:rPr>
+          <w:b/>
+          <w:bCs/>
+          <w:color w:val="1A1A1A"/>
+          <w:sz w:val="22"/>
+          <w:szCs w:val="22"/>
+        </w:rPr>
+        <w:t xml:space="preserve">최우철  </w:t>
+      </w:r>
+      <w:proofErr w:type="gramStart"/>
+      <w:r>
+        <w:rPr>
+          <w:b/>
+          <w:bCs/>
+          <w:color w:val="1A1A1A"/>
+          <w:sz w:val="22"/>
+          <w:szCs w:val="22"/>
+        </w:rPr>
+        <w:t>|  Backend</w:t>
+      </w:r>
+      <w:proofErr w:type="gramEnd"/>
+      <w:r>
+        <w:rPr>
+          <w:b/>
+          <w:bCs/>
+          <w:color w:val="1A1A1A"/>
+          <w:sz w:val="22"/>
+          <w:szCs w:val="22"/>
+        </w:rPr>
+        <w:t xml:space="preserve"> · API · DB</w:t>
       </w:r>
     </w:p>
     <w:p>
@@ -144,7 +257,16 @@
           <w:color w:val="05C072"/>
         </w:rPr>
         <w:lastRenderedPageBreak/>
-        <w:t xml:space="preserve">Section 01  </w:t>
+        <w:t xml:space="preserve">Section </w:t>
+      </w:r>
+      <w:proofErr w:type="gramStart"/>
+      <w:r>
+        <w:rPr>
+          <w:b/>
+          <w:bCs/>
+          <w:color w:val="05C072"/>
+        </w:rPr>
+        <w:t xml:space="preserve">01  </w:t>
       </w:r>
       <w:r>
         <w:rPr>
@@ -154,7 +276,18 @@
           <w:sz w:val="36"/>
           <w:szCs w:val="36"/>
         </w:rPr>
-        <w:t>프로젝트 개요</w:t>
+        <w:t>프로젝트</w:t>
+      </w:r>
+      <w:proofErr w:type="gramEnd"/>
+      <w:r>
+        <w:rPr>
+          <w:b/>
+          <w:bCs/>
+          <w:color w:val="1A1A1A"/>
+          <w:sz w:val="36"/>
+          <w:szCs w:val="36"/>
+        </w:rPr>
+        <w:t xml:space="preserve"> 개요</w:t>
       </w:r>
     </w:p>
     <w:p>
@@ -278,12 +411,14 @@
             <w:pPr>
               <w:spacing w:before="60" w:after="60"/>
             </w:pPr>
+            <w:proofErr w:type="spellStart"/>
             <w:r>
               <w:rPr>
                 <w:color w:val="333333"/>
               </w:rPr>
               <w:t>팀명</w:t>
             </w:r>
+            <w:proofErr w:type="spellEnd"/>
           </w:p>
         </w:tc>
         <w:tc>
@@ -307,12 +442,14 @@
             <w:pPr>
               <w:spacing w:before="60" w:after="60"/>
             </w:pPr>
+            <w:proofErr w:type="spellStart"/>
             <w:r>
               <w:rPr>
                 <w:color w:val="333333"/>
               </w:rPr>
               <w:t>버텨일지</w:t>
             </w:r>
+            <w:proofErr w:type="spellEnd"/>
           </w:p>
         </w:tc>
       </w:tr>
@@ -398,12 +535,14 @@
             <w:pPr>
               <w:spacing w:before="60" w:after="60"/>
             </w:pPr>
+            <w:proofErr w:type="spellStart"/>
             <w:r>
               <w:rPr>
                 <w:color w:val="333333"/>
               </w:rPr>
               <w:t>프로젝트명</w:t>
             </w:r>
+            <w:proofErr w:type="spellEnd"/>
           </w:p>
         </w:tc>
         <w:tc>
@@ -427,11 +566,33 @@
             <w:pPr>
               <w:spacing w:before="60" w:after="60"/>
             </w:pPr>
-            <w:r>
-              <w:rPr>
-                <w:color w:val="333333"/>
-              </w:rPr>
-              <w:t>버텨일지 (InvestLog)</w:t>
+            <w:proofErr w:type="spellStart"/>
+            <w:r>
+              <w:rPr>
+                <w:color w:val="333333"/>
+              </w:rPr>
+              <w:t>버텨일지</w:t>
+            </w:r>
+            <w:proofErr w:type="spellEnd"/>
+            <w:r>
+              <w:rPr>
+                <w:color w:val="333333"/>
+              </w:rPr>
+              <w:t xml:space="preserve"> (</w:t>
+            </w:r>
+            <w:proofErr w:type="spellStart"/>
+            <w:r>
+              <w:rPr>
+                <w:color w:val="333333"/>
+              </w:rPr>
+              <w:t>InvestLog</w:t>
+            </w:r>
+            <w:proofErr w:type="spellEnd"/>
+            <w:r>
+              <w:rPr>
+                <w:color w:val="333333"/>
+              </w:rPr>
+              <w:t>)</w:t>
             </w:r>
           </w:p>
         </w:tc>
@@ -487,11 +648,19 @@
             <w:pPr>
               <w:spacing w:before="60" w:after="60"/>
             </w:pPr>
-            <w:r>
-              <w:rPr>
-                <w:color w:val="333333"/>
-              </w:rPr>
-              <w:t>수기형 AI 투자 관리 웹 서비스</w:t>
+            <w:proofErr w:type="spellStart"/>
+            <w:r>
+              <w:rPr>
+                <w:color w:val="333333"/>
+              </w:rPr>
+              <w:t>수기형</w:t>
+            </w:r>
+            <w:proofErr w:type="spellEnd"/>
+            <w:r>
+              <w:rPr>
+                <w:color w:val="333333"/>
+              </w:rPr>
+              <w:t xml:space="preserve"> AI 투자 관리 웹 서비스</w:t>
             </w:r>
           </w:p>
         </w:tc>
@@ -671,7 +840,49 @@
               <w:rPr>
                 <w:color w:val="333333"/>
               </w:rPr>
-              <w:t>Next.js 풀스택 (Vercel 호환) + Supabase PostgreSQL</w:t>
+              <w:t xml:space="preserve">Next.js </w:t>
+            </w:r>
+            <w:proofErr w:type="spellStart"/>
+            <w:r>
+              <w:rPr>
+                <w:color w:val="333333"/>
+              </w:rPr>
+              <w:t>풀스택</w:t>
+            </w:r>
+            <w:proofErr w:type="spellEnd"/>
+            <w:r>
+              <w:rPr>
+                <w:color w:val="333333"/>
+              </w:rPr>
+              <w:t xml:space="preserve"> (</w:t>
+            </w:r>
+            <w:proofErr w:type="spellStart"/>
+            <w:r>
+              <w:rPr>
+                <w:color w:val="333333"/>
+              </w:rPr>
+              <w:t>Vercel</w:t>
+            </w:r>
+            <w:proofErr w:type="spellEnd"/>
+            <w:r>
+              <w:rPr>
+                <w:color w:val="333333"/>
+              </w:rPr>
+              <w:t xml:space="preserve"> 호환) + </w:t>
+            </w:r>
+            <w:proofErr w:type="spellStart"/>
+            <w:r>
+              <w:rPr>
+                <w:color w:val="333333"/>
+              </w:rPr>
+              <w:t>Supabase</w:t>
+            </w:r>
+            <w:proofErr w:type="spellEnd"/>
+            <w:r>
+              <w:rPr>
+                <w:color w:val="333333"/>
+              </w:rPr>
+              <w:t xml:space="preserve"> PostgreSQL</w:t>
             </w:r>
           </w:p>
         </w:tc>
@@ -878,7 +1089,21 @@
               <w:rPr>
                 <w:color w:val="333333"/>
               </w:rPr>
-              <w:t>증권사 앱의 구조적 한계</w:t>
+              <w:t xml:space="preserve">증권사 </w:t>
+            </w:r>
+            <w:proofErr w:type="spellStart"/>
+            <w:r>
+              <w:rPr>
+                <w:color w:val="333333"/>
+              </w:rPr>
+              <w:t>앱의</w:t>
+            </w:r>
+            <w:proofErr w:type="spellEnd"/>
+            <w:r>
+              <w:rPr>
+                <w:color w:val="333333"/>
+              </w:rPr>
+              <w:t xml:space="preserve"> 구조적 한계</w:t>
             </w:r>
           </w:p>
         </w:tc>
@@ -1035,7 +1260,15 @@
         </w:pBdr>
       </w:pPr>
       <w:r>
-        <w:t>1-3. 타겟 사용자</w:t>
+        <w:t xml:space="preserve">1-3. </w:t>
+      </w:r>
+      <w:proofErr w:type="spellStart"/>
+      <w:r>
+        <w:t>타겟</w:t>
+      </w:r>
+      <w:proofErr w:type="spellEnd"/>
+      <w:r>
+        <w:t xml:space="preserve"> 사용자</w:t>
       </w:r>
     </w:p>
     <w:p>
@@ -1070,11 +1303,19 @@
         </w:rPr>
         <w:t>"이게 FOMO인가, 진짜 확신인가"</w:t>
       </w:r>
+      <w:proofErr w:type="spellStart"/>
       <w:r>
         <w:rPr>
           <w:color w:val="333333"/>
         </w:rPr>
-        <w:t>를 한 번 더 생각하게 됩니다.</w:t>
+        <w:t>를</w:t>
+      </w:r>
+      <w:proofErr w:type="spellEnd"/>
+      <w:r>
+        <w:rPr>
+          <w:color w:val="333333"/>
+        </w:rPr>
+        <w:t xml:space="preserve"> 한 번 더 생각하게 됩니다.</w:t>
       </w:r>
     </w:p>
     <w:p>
@@ -1092,7 +1333,16 @@
           <w:color w:val="05C072"/>
         </w:rPr>
         <w:lastRenderedPageBreak/>
-        <w:t xml:space="preserve">Section 02  </w:t>
+        <w:t xml:space="preserve">Section </w:t>
+      </w:r>
+      <w:proofErr w:type="gramStart"/>
+      <w:r>
+        <w:rPr>
+          <w:b/>
+          <w:bCs/>
+          <w:color w:val="05C072"/>
+        </w:rPr>
+        <w:t xml:space="preserve">02  </w:t>
       </w:r>
       <w:r>
         <w:rPr>
@@ -1102,7 +1352,18 @@
           <w:sz w:val="36"/>
           <w:szCs w:val="36"/>
         </w:rPr>
-        <w:t>개발 목표</w:t>
+        <w:t>개발</w:t>
+      </w:r>
+      <w:proofErr w:type="gramEnd"/>
+      <w:r>
+        <w:rPr>
+          <w:b/>
+          <w:bCs/>
+          <w:color w:val="1A1A1A"/>
+          <w:sz w:val="36"/>
+          <w:szCs w:val="36"/>
+        </w:rPr>
+        <w:t xml:space="preserve"> 목표</w:t>
       </w:r>
     </w:p>
     <w:p>
@@ -1439,11 +1700,19 @@
             <w:pPr>
               <w:spacing w:before="60" w:after="60"/>
             </w:pPr>
-            <w:r>
-              <w:rPr>
-                <w:color w:val="333333"/>
-              </w:rPr>
-              <w:t>스크린샷 등록 [핵심]</w:t>
+            <w:proofErr w:type="spellStart"/>
+            <w:r>
+              <w:rPr>
+                <w:color w:val="333333"/>
+              </w:rPr>
+              <w:t>스크린샷</w:t>
+            </w:r>
+            <w:proofErr w:type="spellEnd"/>
+            <w:r>
+              <w:rPr>
+                <w:color w:val="333333"/>
+              </w:rPr>
+              <w:t xml:space="preserve"> 등록 [핵심]</w:t>
             </w:r>
           </w:p>
         </w:tc>
@@ -1623,7 +1892,21 @@
               <w:rPr>
                 <w:color w:val="333333"/>
               </w:rPr>
-              <w:t>AI 코칭 리포트</w:t>
+              <w:t xml:space="preserve">AI </w:t>
+            </w:r>
+            <w:proofErr w:type="spellStart"/>
+            <w:r>
+              <w:rPr>
+                <w:color w:val="333333"/>
+              </w:rPr>
+              <w:t>코칭</w:t>
+            </w:r>
+            <w:proofErr w:type="spellEnd"/>
+            <w:r>
+              <w:rPr>
+                <w:color w:val="333333"/>
+              </w:rPr>
+              <w:t xml:space="preserve"> 리포트</w:t>
             </w:r>
           </w:p>
         </w:tc>
@@ -1799,11 +2082,33 @@
             <w:pPr>
               <w:spacing w:before="60" w:after="60"/>
             </w:pPr>
-            <w:r>
-              <w:rPr>
-                <w:color w:val="333333"/>
-              </w:rPr>
-              <w:t>다크/라이트 테마</w:t>
+            <w:proofErr w:type="spellStart"/>
+            <w:r>
+              <w:rPr>
+                <w:color w:val="333333"/>
+              </w:rPr>
+              <w:t>다크</w:t>
+            </w:r>
+            <w:proofErr w:type="spellEnd"/>
+            <w:r>
+              <w:rPr>
+                <w:color w:val="333333"/>
+              </w:rPr>
+              <w:t>/</w:t>
+            </w:r>
+            <w:proofErr w:type="spellStart"/>
+            <w:r>
+              <w:rPr>
+                <w:color w:val="333333"/>
+              </w:rPr>
+              <w:t>라이트</w:t>
+            </w:r>
+            <w:proofErr w:type="spellEnd"/>
+            <w:r>
+              <w:rPr>
+                <w:color w:val="333333"/>
+              </w:rPr>
+              <w:t xml:space="preserve"> 테마</w:t>
             </w:r>
           </w:p>
         </w:tc>
@@ -1828,11 +2133,19 @@
             <w:pPr>
               <w:spacing w:before="60" w:after="60"/>
             </w:pPr>
-            <w:r>
-              <w:rPr>
-                <w:color w:val="333333"/>
-              </w:rPr>
-              <w:t>반응형 전 페이지 지원</w:t>
+            <w:proofErr w:type="spellStart"/>
+            <w:r>
+              <w:rPr>
+                <w:color w:val="333333"/>
+              </w:rPr>
+              <w:t>반응형</w:t>
+            </w:r>
+            <w:proofErr w:type="spellEnd"/>
+            <w:r>
+              <w:rPr>
+                <w:color w:val="333333"/>
+              </w:rPr>
+              <w:t xml:space="preserve"> 전 페이지 지원</w:t>
             </w:r>
           </w:p>
         </w:tc>
@@ -1943,7 +2256,21 @@
         <w:rPr>
           <w:color w:val="444444"/>
         </w:rPr>
-        <w:t>수치 기반의 AI 코칭으로 막연한 습관을 구체적 개선 목표로 전환</w:t>
+        <w:t xml:space="preserve">수치 기반의 AI </w:t>
+      </w:r>
+      <w:proofErr w:type="spellStart"/>
+      <w:r>
+        <w:rPr>
+          <w:color w:val="444444"/>
+        </w:rPr>
+        <w:t>코칭으로</w:t>
+      </w:r>
+      <w:proofErr w:type="spellEnd"/>
+      <w:r>
+        <w:rPr>
+          <w:color w:val="444444"/>
+        </w:rPr>
+        <w:t xml:space="preserve"> 막연한 습관을 구체적 개선 목표로 전환</w:t>
       </w:r>
     </w:p>
     <w:p>
@@ -1955,11 +2282,19 @@
         </w:numPr>
         <w:spacing w:before="40" w:after="40"/>
       </w:pPr>
+      <w:proofErr w:type="spellStart"/>
       <w:r>
         <w:rPr>
           <w:color w:val="444444"/>
         </w:rPr>
-        <w:t>스크린샷 한 장으로 초기 데이터 입력 장벽을 낮춤</w:t>
+        <w:t>스크린샷</w:t>
+      </w:r>
+      <w:proofErr w:type="spellEnd"/>
+      <w:r>
+        <w:rPr>
+          <w:color w:val="444444"/>
+        </w:rPr>
+        <w:t xml:space="preserve"> 한 장으로 초기 데이터 입력 장벽을 낮춤</w:t>
       </w:r>
     </w:p>
     <w:p>
@@ -1975,7 +2310,21 @@
         <w:rPr>
           <w:color w:val="444444"/>
         </w:rPr>
-        <w:t>시간이 쌓일수록 정밀해지는 개인화 코칭 — 기록이 투자 그릇을 키운다</w:t>
+        <w:t xml:space="preserve">시간이 쌓일수록 정밀해지는 개인화 </w:t>
+      </w:r>
+      <w:proofErr w:type="spellStart"/>
+      <w:r>
+        <w:rPr>
+          <w:color w:val="444444"/>
+        </w:rPr>
+        <w:t>코칭</w:t>
+      </w:r>
+      <w:proofErr w:type="spellEnd"/>
+      <w:r>
+        <w:rPr>
+          <w:color w:val="444444"/>
+        </w:rPr>
+        <w:t xml:space="preserve"> — 기록이 투자 그릇을 키운다</w:t>
       </w:r>
     </w:p>
     <w:p>
@@ -1998,7 +2347,16 @@
           <w:color w:val="05C072"/>
         </w:rPr>
         <w:lastRenderedPageBreak/>
-        <w:t xml:space="preserve">Section 04  </w:t>
+        <w:t xml:space="preserve">Section </w:t>
+      </w:r>
+      <w:proofErr w:type="gramStart"/>
+      <w:r>
+        <w:rPr>
+          <w:b/>
+          <w:bCs/>
+          <w:color w:val="05C072"/>
+        </w:rPr>
+        <w:t xml:space="preserve">04  </w:t>
       </w:r>
       <w:r>
         <w:rPr>
@@ -2008,7 +2366,40 @@
           <w:sz w:val="36"/>
           <w:szCs w:val="36"/>
         </w:rPr>
-        <w:t>기술 스택 (전체 아키텍처)</w:t>
+        <w:t>기술</w:t>
+      </w:r>
+      <w:proofErr w:type="gramEnd"/>
+      <w:r>
+        <w:rPr>
+          <w:b/>
+          <w:bCs/>
+          <w:color w:val="1A1A1A"/>
+          <w:sz w:val="36"/>
+          <w:szCs w:val="36"/>
+        </w:rPr>
+        <w:t xml:space="preserve"> </w:t>
+      </w:r>
+      <w:proofErr w:type="spellStart"/>
+      <w:r>
+        <w:rPr>
+          <w:b/>
+          <w:bCs/>
+          <w:color w:val="1A1A1A"/>
+          <w:sz w:val="36"/>
+          <w:szCs w:val="36"/>
+        </w:rPr>
+        <w:t>스택</w:t>
+      </w:r>
+      <w:proofErr w:type="spellEnd"/>
+      <w:r>
+        <w:rPr>
+          <w:b/>
+          <w:bCs/>
+          <w:color w:val="1A1A1A"/>
+          <w:sz w:val="36"/>
+          <w:szCs w:val="36"/>
+        </w:rPr>
+        <w:t xml:space="preserve"> (전체 아키텍처)</w:t>
       </w:r>
     </w:p>
     <w:p>
@@ -2161,11 +2552,19 @@
             <w:pPr>
               <w:spacing w:before="60" w:after="60"/>
             </w:pPr>
-            <w:r>
-              <w:rPr>
-                <w:color w:val="333333"/>
-              </w:rPr>
-              <w:t>TypeScript (100%)</w:t>
+            <w:proofErr w:type="spellStart"/>
+            <w:r>
+              <w:rPr>
+                <w:color w:val="333333"/>
+              </w:rPr>
+              <w:t>TypeScript</w:t>
+            </w:r>
+            <w:proofErr w:type="spellEnd"/>
+            <w:r>
+              <w:rPr>
+                <w:color w:val="333333"/>
+              </w:rPr>
+              <w:t xml:space="preserve"> (100%)</w:t>
             </w:r>
           </w:p>
         </w:tc>
@@ -2225,7 +2624,21 @@
               <w:rPr>
                 <w:color w:val="333333"/>
               </w:rPr>
-              <w:t>Next.js 14 App Router (풀스택)</w:t>
+              <w:t>Next.js 14 App Router (</w:t>
+            </w:r>
+            <w:proofErr w:type="spellStart"/>
+            <w:r>
+              <w:rPr>
+                <w:color w:val="333333"/>
+              </w:rPr>
+              <w:t>풀스택</w:t>
+            </w:r>
+            <w:proofErr w:type="spellEnd"/>
+            <w:r>
+              <w:rPr>
+                <w:color w:val="333333"/>
+              </w:rPr>
+              <w:t>)</w:t>
             </w:r>
           </w:p>
         </w:tc>
@@ -2341,11 +2754,33 @@
             <w:pPr>
               <w:spacing w:before="60" w:after="60"/>
             </w:pPr>
-            <w:r>
-              <w:rPr>
-                <w:color w:val="333333"/>
-              </w:rPr>
-              <w:t>Supabase PostgreSQL + Prisma ORM</w:t>
+            <w:proofErr w:type="spellStart"/>
+            <w:r>
+              <w:rPr>
+                <w:color w:val="333333"/>
+              </w:rPr>
+              <w:t>Supabase</w:t>
+            </w:r>
+            <w:proofErr w:type="spellEnd"/>
+            <w:r>
+              <w:rPr>
+                <w:color w:val="333333"/>
+              </w:rPr>
+              <w:t xml:space="preserve"> PostgreSQL + </w:t>
+            </w:r>
+            <w:proofErr w:type="spellStart"/>
+            <w:r>
+              <w:rPr>
+                <w:color w:val="333333"/>
+              </w:rPr>
+              <w:t>Prisma</w:t>
+            </w:r>
+            <w:proofErr w:type="spellEnd"/>
+            <w:r>
+              <w:rPr>
+                <w:color w:val="333333"/>
+              </w:rPr>
+              <w:t xml:space="preserve"> ORM</w:t>
             </w:r>
           </w:p>
         </w:tc>
@@ -2496,8 +2931,16 @@
               <w:rPr>
                 <w:color w:val="333333"/>
               </w:rPr>
-              <w:t>해외 시세·펀더멘탈</w:t>
-            </w:r>
+              <w:t>해외 시세·</w:t>
+            </w:r>
+            <w:proofErr w:type="spellStart"/>
+            <w:r>
+              <w:rPr>
+                <w:color w:val="333333"/>
+              </w:rPr>
+              <w:t>펀더멘탈</w:t>
+            </w:r>
+            <w:proofErr w:type="spellEnd"/>
           </w:p>
         </w:tc>
         <w:tc>
@@ -2641,12 +3084,14 @@
             <w:pPr>
               <w:spacing w:before="60" w:after="60"/>
             </w:pPr>
+            <w:proofErr w:type="spellStart"/>
             <w:r>
               <w:rPr>
                 <w:color w:val="333333"/>
               </w:rPr>
               <w:t>Recharts</w:t>
             </w:r>
+            <w:proofErr w:type="spellEnd"/>
           </w:p>
         </w:tc>
       </w:tr>
@@ -2701,11 +3146,19 @@
             <w:pPr>
               <w:spacing w:before="60" w:after="60"/>
             </w:pPr>
-            <w:r>
-              <w:rPr>
-                <w:color w:val="333333"/>
-              </w:rPr>
-              <w:t>lucide-react</w:t>
+            <w:proofErr w:type="spellStart"/>
+            <w:r>
+              <w:rPr>
+                <w:color w:val="333333"/>
+              </w:rPr>
+              <w:t>lucide</w:t>
+            </w:r>
+            <w:proofErr w:type="spellEnd"/>
+            <w:r>
+              <w:rPr>
+                <w:color w:val="333333"/>
+              </w:rPr>
+              <w:t>-react</w:t>
             </w:r>
           </w:p>
         </w:tc>
@@ -2837,12 +3290,14 @@
             <w:pPr>
               <w:spacing w:before="60" w:after="60"/>
             </w:pPr>
+            <w:proofErr w:type="spellStart"/>
             <w:r>
               <w:rPr>
                 <w:color w:val="333333"/>
               </w:rPr>
               <w:t>프론트엔드</w:t>
             </w:r>
+            <w:proofErr w:type="spellEnd"/>
           </w:p>
         </w:tc>
         <w:tc>
@@ -2930,7 +3385,21 @@
               <w:rPr>
                 <w:color w:val="333333"/>
               </w:rPr>
-              <w:t>Next.js Route Handlers (/api/*) — 30개 자체 개발</w:t>
+              <w:t>Next.js Route Handlers (/</w:t>
+            </w:r>
+            <w:proofErr w:type="spellStart"/>
+            <w:r>
+              <w:rPr>
+                <w:color w:val="333333"/>
+              </w:rPr>
+              <w:t>api</w:t>
+            </w:r>
+            <w:proofErr w:type="spellEnd"/>
+            <w:r>
+              <w:rPr>
+                <w:color w:val="333333"/>
+              </w:rPr>
+              <w:t>/*) — 30개 자체 개발</w:t>
             </w:r>
           </w:p>
         </w:tc>
@@ -2986,11 +3455,33 @@
             <w:pPr>
               <w:spacing w:before="60" w:after="60"/>
             </w:pPr>
-            <w:r>
-              <w:rPr>
-                <w:color w:val="333333"/>
-              </w:rPr>
-              <w:t>Supabase PostgreSQL + Prisma ORM + Row Level Security</w:t>
+            <w:proofErr w:type="spellStart"/>
+            <w:r>
+              <w:rPr>
+                <w:color w:val="333333"/>
+              </w:rPr>
+              <w:t>Supabase</w:t>
+            </w:r>
+            <w:proofErr w:type="spellEnd"/>
+            <w:r>
+              <w:rPr>
+                <w:color w:val="333333"/>
+              </w:rPr>
+              <w:t xml:space="preserve"> PostgreSQL + </w:t>
+            </w:r>
+            <w:proofErr w:type="spellStart"/>
+            <w:r>
+              <w:rPr>
+                <w:color w:val="333333"/>
+              </w:rPr>
+              <w:t>Prisma</w:t>
+            </w:r>
+            <w:proofErr w:type="spellEnd"/>
+            <w:r>
+              <w:rPr>
+                <w:color w:val="333333"/>
+              </w:rPr>
+              <w:t xml:space="preserve"> ORM + Row Level Security</w:t>
             </w:r>
           </w:p>
         </w:tc>
@@ -3050,7 +3541,21 @@
               <w:rPr>
                 <w:color w:val="333333"/>
               </w:rPr>
-              <w:t>Claude API 4종 프롬프트 (Vision · 성향진단 · 코칭 · 종목분석)</w:t>
+              <w:t xml:space="preserve">Claude API 4종 프롬프트 (Vision · 성향진단 · </w:t>
+            </w:r>
+            <w:proofErr w:type="spellStart"/>
+            <w:r>
+              <w:rPr>
+                <w:color w:val="333333"/>
+              </w:rPr>
+              <w:t>코칭</w:t>
+            </w:r>
+            <w:proofErr w:type="spellEnd"/>
+            <w:r>
+              <w:rPr>
+                <w:color w:val="333333"/>
+              </w:rPr>
+              <w:t xml:space="preserve"> · 종목분석)</w:t>
             </w:r>
           </w:p>
         </w:tc>
@@ -3166,11 +3671,33 @@
             <w:pPr>
               <w:spacing w:before="60" w:after="60"/>
             </w:pPr>
-            <w:r>
-              <w:rPr>
-                <w:color w:val="333333"/>
-              </w:rPr>
-              <w:t>Vercel (Next.js 최적화) + Supabase Cloud</w:t>
+            <w:proofErr w:type="spellStart"/>
+            <w:r>
+              <w:rPr>
+                <w:color w:val="333333"/>
+              </w:rPr>
+              <w:t>Vercel</w:t>
+            </w:r>
+            <w:proofErr w:type="spellEnd"/>
+            <w:r>
+              <w:rPr>
+                <w:color w:val="333333"/>
+              </w:rPr>
+              <w:t xml:space="preserve"> (Next.js 최적화) + </w:t>
+            </w:r>
+            <w:proofErr w:type="spellStart"/>
+            <w:r>
+              <w:rPr>
+                <w:color w:val="333333"/>
+              </w:rPr>
+              <w:t>Supabase</w:t>
+            </w:r>
+            <w:proofErr w:type="spellEnd"/>
+            <w:r>
+              <w:rPr>
+                <w:color w:val="333333"/>
+              </w:rPr>
+              <w:t xml:space="preserve"> Cloud</w:t>
             </w:r>
           </w:p>
         </w:tc>
@@ -3636,7 +4163,21 @@
               <w:rPr>
                 <w:color w:val="333333"/>
               </w:rPr>
-              <w:t>AI 코칭 리포트</w:t>
+              <w:t xml:space="preserve">AI </w:t>
+            </w:r>
+            <w:proofErr w:type="spellStart"/>
+            <w:r>
+              <w:rPr>
+                <w:color w:val="333333"/>
+              </w:rPr>
+              <w:t>코칭</w:t>
+            </w:r>
+            <w:proofErr w:type="spellEnd"/>
+            <w:r>
+              <w:rPr>
+                <w:color w:val="333333"/>
+              </w:rPr>
+              <w:t xml:space="preserve"> 리포트</w:t>
             </w:r>
           </w:p>
         </w:tc>
@@ -3830,7 +4371,49 @@
               <w:rPr>
                 <w:color w:val="333333"/>
               </w:rPr>
-              <w:t>$0 (Vercel 무료 + Supabase 무료 티어)</w:t>
+              <w:t>$0 (</w:t>
+            </w:r>
+            <w:proofErr w:type="spellStart"/>
+            <w:r>
+              <w:rPr>
+                <w:color w:val="333333"/>
+              </w:rPr>
+              <w:t>Vercel</w:t>
+            </w:r>
+            <w:proofErr w:type="spellEnd"/>
+            <w:r>
+              <w:rPr>
+                <w:color w:val="333333"/>
+              </w:rPr>
+              <w:t xml:space="preserve"> 무료 + </w:t>
+            </w:r>
+            <w:proofErr w:type="spellStart"/>
+            <w:r>
+              <w:rPr>
+                <w:color w:val="333333"/>
+              </w:rPr>
+              <w:t>Supabase</w:t>
+            </w:r>
+            <w:proofErr w:type="spellEnd"/>
+            <w:r>
+              <w:rPr>
+                <w:color w:val="333333"/>
+              </w:rPr>
+              <w:t xml:space="preserve"> 무료 </w:t>
+            </w:r>
+            <w:proofErr w:type="spellStart"/>
+            <w:r>
+              <w:rPr>
+                <w:color w:val="333333"/>
+              </w:rPr>
+              <w:t>티어</w:t>
+            </w:r>
+            <w:proofErr w:type="spellEnd"/>
+            <w:r>
+              <w:rPr>
+                <w:color w:val="333333"/>
+              </w:rPr>
+              <w:t>)</w:t>
             </w:r>
           </w:p>
         </w:tc>
@@ -3976,7 +4559,16 @@
           <w:color w:val="05C072"/>
         </w:rPr>
         <w:lastRenderedPageBreak/>
-        <w:t xml:space="preserve">Section 05  </w:t>
+        <w:t xml:space="preserve">Section </w:t>
+      </w:r>
+      <w:proofErr w:type="gramStart"/>
+      <w:r>
+        <w:rPr>
+          <w:b/>
+          <w:bCs/>
+          <w:color w:val="05C072"/>
+        </w:rPr>
+        <w:t xml:space="preserve">05  </w:t>
       </w:r>
       <w:r>
         <w:rPr>
@@ -3986,7 +4578,18 @@
           <w:sz w:val="36"/>
           <w:szCs w:val="36"/>
         </w:rPr>
-        <w:t>개발 에피소드</w:t>
+        <w:t>개발</w:t>
+      </w:r>
+      <w:proofErr w:type="gramEnd"/>
+      <w:r>
+        <w:rPr>
+          <w:b/>
+          <w:bCs/>
+          <w:color w:val="1A1A1A"/>
+          <w:sz w:val="36"/>
+          <w:szCs w:val="36"/>
+        </w:rPr>
+        <w:t xml:space="preserve"> 에피소드</w:t>
       </w:r>
     </w:p>
     <w:p>
@@ -4263,7 +4866,35 @@
               <w:rPr>
                 <w:color w:val="333333"/>
               </w:rPr>
-              <w:t>12개 (반응형 · 다크모드 전체 지원)</w:t>
+              <w:t>12개 (</w:t>
+            </w:r>
+            <w:proofErr w:type="spellStart"/>
+            <w:r>
+              <w:rPr>
+                <w:color w:val="333333"/>
+              </w:rPr>
+              <w:t>반응형</w:t>
+            </w:r>
+            <w:proofErr w:type="spellEnd"/>
+            <w:r>
+              <w:rPr>
+                <w:color w:val="333333"/>
+              </w:rPr>
+              <w:t xml:space="preserve"> · </w:t>
+            </w:r>
+            <w:proofErr w:type="spellStart"/>
+            <w:r>
+              <w:rPr>
+                <w:color w:val="333333"/>
+              </w:rPr>
+              <w:t>다크모드</w:t>
+            </w:r>
+            <w:proofErr w:type="spellEnd"/>
+            <w:r>
+              <w:rPr>
+                <w:color w:val="333333"/>
+              </w:rPr>
+              <w:t xml:space="preserve"> 전체 지원)</w:t>
             </w:r>
           </w:p>
         </w:tc>
@@ -4335,7 +4966,21 @@
         <w:rPr>
           <w:color w:val="444444"/>
         </w:rPr>
-        <w:t xml:space="preserve">설계문서 전체를 CLAUDE.md에 연결해 매 세션마다 컨텍스트를 유지했습니다. 단순한 코드 생성 도구가 아니라, 프로젝트 전체 구조를 이해하고 일관성 있게 기여하는 </w:t>
+        <w:t xml:space="preserve">설계문서 전체를 CLAUDE.md에 연결해 매 세션마다 </w:t>
+      </w:r>
+      <w:proofErr w:type="spellStart"/>
+      <w:r>
+        <w:rPr>
+          <w:color w:val="444444"/>
+        </w:rPr>
+        <w:t>컨텍스트를</w:t>
+      </w:r>
+      <w:proofErr w:type="spellEnd"/>
+      <w:r>
+        <w:rPr>
+          <w:color w:val="444444"/>
+        </w:rPr>
+        <w:t xml:space="preserve"> 유지했습니다. 단순한 코드 생성 도구가 아니라, 프로젝트 전체 구조를 이해하고 일관성 있게 기여하는 </w:t>
       </w:r>
       <w:r>
         <w:rPr>
@@ -4349,7 +4994,21 @@
         <w:rPr>
           <w:color w:val="444444"/>
         </w:rPr>
-        <w:t xml:space="preserve"> 역할을 수행했습니다. DB 스키마 설계부터 API Route 템플릿, 보안 규칙까지 — PM처럼 설계하고 팀원처럼 코딩했습니다.</w:t>
+        <w:t xml:space="preserve"> 역할을 수행했습니다. DB 스키마 설계부터 API Route 템플릿, 보안 규칙까지 — PM처럼 설계하고 팀원처럼 </w:t>
+      </w:r>
+      <w:proofErr w:type="spellStart"/>
+      <w:r>
+        <w:rPr>
+          <w:color w:val="444444"/>
+        </w:rPr>
+        <w:t>코딩했습니다</w:t>
+      </w:r>
+      <w:proofErr w:type="spellEnd"/>
+      <w:r>
+        <w:rPr>
+          <w:color w:val="444444"/>
+        </w:rPr>
+        <w:t>.</w:t>
       </w:r>
     </w:p>
     <w:p>
@@ -4365,7 +5024,21 @@
         <w:rPr>
           <w:color w:val="555555"/>
         </w:rPr>
-        <w:t>"PM처럼 설계하고, 팀원처럼 코딩했다"</w:t>
+        <w:t xml:space="preserve">"PM처럼 설계하고, 팀원처럼 </w:t>
+      </w:r>
+      <w:proofErr w:type="spellStart"/>
+      <w:r>
+        <w:rPr>
+          <w:color w:val="555555"/>
+        </w:rPr>
+        <w:t>코딩했다</w:t>
+      </w:r>
+      <w:proofErr w:type="spellEnd"/>
+      <w:r>
+        <w:rPr>
+          <w:color w:val="555555"/>
+        </w:rPr>
+        <w:t>"</w:t>
       </w:r>
     </w:p>
     <w:p>
@@ -4407,8 +5080,18 @@
           <w:bCs/>
           <w:color w:val="05C072"/>
         </w:rPr>
-        <w:t>실제 투자자가 만든 앱</w:t>
-      </w:r>
+        <w:t xml:space="preserve">실제 투자자가 만든 </w:t>
+      </w:r>
+      <w:proofErr w:type="spellStart"/>
+      <w:r>
+        <w:rPr>
+          <w:b/>
+          <w:bCs/>
+          <w:color w:val="05C072"/>
+        </w:rPr>
+        <w:t>앱</w:t>
+      </w:r>
+      <w:proofErr w:type="spellEnd"/>
     </w:p>
     <w:p>
       <w:pPr>
@@ -4515,7 +5198,49 @@
         <w:rPr>
           <w:color w:val="444444"/>
         </w:rPr>
-        <w:t xml:space="preserve">"증권사 앱 캡처 한 장으로 종목을 자동 등록하면 어떨까?" — 팀원의 아이디어에서 시작했습니다. 처음엔 일반 OCR 라이브러리를 시도했지만 증권사 앱마다 다른 UI 구조로 인식률이 낮았습니다. 방향을 바꿔 </w:t>
+        <w:t xml:space="preserve">"증권사 </w:t>
+      </w:r>
+      <w:proofErr w:type="spellStart"/>
+      <w:r>
+        <w:rPr>
+          <w:color w:val="444444"/>
+        </w:rPr>
+        <w:t>앱</w:t>
+      </w:r>
+      <w:proofErr w:type="spellEnd"/>
+      <w:r>
+        <w:rPr>
+          <w:color w:val="444444"/>
+        </w:rPr>
+        <w:t xml:space="preserve"> </w:t>
+      </w:r>
+      <w:proofErr w:type="spellStart"/>
+      <w:r>
+        <w:rPr>
+          <w:color w:val="444444"/>
+        </w:rPr>
+        <w:t>캡처</w:t>
+      </w:r>
+      <w:proofErr w:type="spellEnd"/>
+      <w:r>
+        <w:rPr>
+          <w:color w:val="444444"/>
+        </w:rPr>
+        <w:t xml:space="preserve"> 한 장으로 종목을 자동 등록하면 어떨까?" — 팀원의 아이디어에서 시작했습니다. 처음엔 일반 OCR 라이브러리를 시도했지만 증권사 </w:t>
+      </w:r>
+      <w:proofErr w:type="spellStart"/>
+      <w:r>
+        <w:rPr>
+          <w:color w:val="444444"/>
+        </w:rPr>
+        <w:t>앱마다</w:t>
+      </w:r>
+      <w:proofErr w:type="spellEnd"/>
+      <w:r>
+        <w:rPr>
+          <w:color w:val="444444"/>
+        </w:rPr>
+        <w:t xml:space="preserve"> 다른 UI 구조로 인식률이 낮았습니다. 방향을 바꿔 </w:t>
       </w:r>
       <w:r>
         <w:rPr>
@@ -4529,7 +5254,35 @@
         <w:rPr>
           <w:color w:val="444444"/>
         </w:rPr>
-        <w:t>에게 이미지를 넘기자 종목명·수량·예수금까지 정확하게 추출해냈습니다. 설계에 없던 기능이 실제 서비스의 핵심 온보딩 기능이 됐습니다.</w:t>
+        <w:t xml:space="preserve">에게 이미지를 넘기자 </w:t>
+      </w:r>
+      <w:proofErr w:type="spellStart"/>
+      <w:r>
+        <w:rPr>
+          <w:color w:val="444444"/>
+        </w:rPr>
+        <w:t>종목명</w:t>
+      </w:r>
+      <w:proofErr w:type="spellEnd"/>
+      <w:r>
+        <w:rPr>
+          <w:color w:val="444444"/>
+        </w:rPr>
+        <w:t xml:space="preserve">·수량·예수금까지 정확하게 추출해냈습니다. 설계에 없던 기능이 실제 서비스의 핵심 </w:t>
+      </w:r>
+      <w:proofErr w:type="spellStart"/>
+      <w:r>
+        <w:rPr>
+          <w:color w:val="444444"/>
+        </w:rPr>
+        <w:t>온보딩</w:t>
+      </w:r>
+      <w:proofErr w:type="spellEnd"/>
+      <w:r>
+        <w:rPr>
+          <w:color w:val="444444"/>
+        </w:rPr>
+        <w:t xml:space="preserve"> 기능이 됐습니다.</w:t>
       </w:r>
     </w:p>
     <w:p>
@@ -4568,7 +5321,16 @@
           <w:color w:val="05C072"/>
         </w:rPr>
         <w:lastRenderedPageBreak/>
-        <w:t xml:space="preserve">Section 06  </w:t>
+        <w:t xml:space="preserve">Section </w:t>
+      </w:r>
+      <w:proofErr w:type="gramStart"/>
+      <w:r>
+        <w:rPr>
+          <w:b/>
+          <w:bCs/>
+          <w:color w:val="05C072"/>
+        </w:rPr>
+        <w:t xml:space="preserve">06  </w:t>
       </w:r>
       <w:r>
         <w:rPr>
@@ -4578,7 +5340,18 @@
           <w:sz w:val="36"/>
           <w:szCs w:val="36"/>
         </w:rPr>
-        <w:t>주요 기능 및 결과물</w:t>
+        <w:t>주요</w:t>
+      </w:r>
+      <w:proofErr w:type="gramEnd"/>
+      <w:r>
+        <w:rPr>
+          <w:b/>
+          <w:bCs/>
+          <w:color w:val="1A1A1A"/>
+          <w:sz w:val="36"/>
+          <w:szCs w:val="36"/>
+        </w:rPr>
+        <w:t xml:space="preserve"> 기능 및 결과물</w:t>
       </w:r>
     </w:p>
     <w:p>
@@ -4604,8 +5377,20 @@
           <w:sz w:val="22"/>
           <w:szCs w:val="22"/>
         </w:rPr>
-        <w:t>① 통합 포트폴리오 대시보드</w:t>
-      </w:r>
+        <w:t xml:space="preserve">① 통합 포트폴리오 </w:t>
+      </w:r>
+      <w:proofErr w:type="spellStart"/>
+      <w:r>
+        <w:rPr>
+          <w:b/>
+          <w:bCs/>
+          <w:color w:val="333333"/>
+          <w:sz w:val="22"/>
+          <w:szCs w:val="22"/>
+        </w:rPr>
+        <w:t>대시보드</w:t>
+      </w:r>
+      <w:proofErr w:type="spellEnd"/>
     </w:p>
     <w:p>
       <w:pPr>
@@ -4662,11 +5447,33 @@
         </w:numPr>
         <w:spacing w:before="40" w:after="40"/>
       </w:pPr>
+      <w:proofErr w:type="spellStart"/>
       <w:r>
         <w:rPr>
           <w:color w:val="444444"/>
         </w:rPr>
-        <w:t>코스피·나스닥 벤치마크 수익률 비교, 월별 자산 변화 차트</w:t>
+        <w:t>코스피</w:t>
+      </w:r>
+      <w:proofErr w:type="spellEnd"/>
+      <w:r>
+        <w:rPr>
+          <w:color w:val="444444"/>
+        </w:rPr>
+        <w:t>·</w:t>
+      </w:r>
+      <w:proofErr w:type="spellStart"/>
+      <w:r>
+        <w:rPr>
+          <w:color w:val="444444"/>
+        </w:rPr>
+        <w:t>나스닥</w:t>
+      </w:r>
+      <w:proofErr w:type="spellEnd"/>
+      <w:r>
+        <w:rPr>
+          <w:color w:val="444444"/>
+        </w:rPr>
+        <w:t xml:space="preserve"> 벤치마크 수익률 비교, 월별 자산 변화 차트</w:t>
       </w:r>
     </w:p>
     <w:p>
@@ -4705,7 +5512,35 @@
         <w:rPr>
           <w:color w:val="444444"/>
         </w:rPr>
-        <w:t xml:space="preserve"> — 매수(실적호조·저평가·FOMO·지인추천 등 12종) / 매도(손절·목표가 달성 등 10종)</w:t>
+        <w:t xml:space="preserve"> — 매수(실적호조·</w:t>
+      </w:r>
+      <w:proofErr w:type="spellStart"/>
+      <w:r>
+        <w:rPr>
+          <w:color w:val="444444"/>
+        </w:rPr>
+        <w:t>저평가</w:t>
+      </w:r>
+      <w:proofErr w:type="spellEnd"/>
+      <w:r>
+        <w:rPr>
+          <w:color w:val="444444"/>
+        </w:rPr>
+        <w:t>·FOMO·지인추천 등 12종) / 매도(</w:t>
+      </w:r>
+      <w:proofErr w:type="spellStart"/>
+      <w:r>
+        <w:rPr>
+          <w:color w:val="444444"/>
+        </w:rPr>
+        <w:t>손절</w:t>
+      </w:r>
+      <w:proofErr w:type="spellEnd"/>
+      <w:r>
+        <w:rPr>
+          <w:color w:val="444444"/>
+        </w:rPr>
+        <w:t>·목표가 달성 등 10종)</w:t>
       </w:r>
     </w:p>
     <w:p>
@@ -4761,7 +5596,35 @@
         <w:rPr>
           <w:color w:val="444444"/>
         </w:rPr>
-        <w:t>달력 뷰, 필터링(계좌·종목·기간·감정·이유), 배당금 별도 관리</w:t>
+        <w:t xml:space="preserve">달력 </w:t>
+      </w:r>
+      <w:proofErr w:type="spellStart"/>
+      <w:r>
+        <w:rPr>
+          <w:color w:val="444444"/>
+        </w:rPr>
+        <w:t>뷰</w:t>
+      </w:r>
+      <w:proofErr w:type="spellEnd"/>
+      <w:r>
+        <w:rPr>
+          <w:color w:val="444444"/>
+        </w:rPr>
+        <w:t xml:space="preserve">, </w:t>
+      </w:r>
+      <w:proofErr w:type="spellStart"/>
+      <w:r>
+        <w:rPr>
+          <w:color w:val="444444"/>
+        </w:rPr>
+        <w:t>필터링</w:t>
+      </w:r>
+      <w:proofErr w:type="spellEnd"/>
+      <w:r>
+        <w:rPr>
+          <w:color w:val="444444"/>
+        </w:rPr>
+        <w:t>(계좌·종목·기간·감정·이유), 배당금 별도 관리</w:t>
       </w:r>
     </w:p>
     <w:p>
@@ -4776,7 +5639,29 @@
           <w:sz w:val="22"/>
           <w:szCs w:val="22"/>
         </w:rPr>
-        <w:t>③ 스크린샷 종목 등록 [핵심 기능]</w:t>
+        <w:t xml:space="preserve">③ </w:t>
+      </w:r>
+      <w:proofErr w:type="spellStart"/>
+      <w:r>
+        <w:rPr>
+          <w:b/>
+          <w:bCs/>
+          <w:color w:val="333333"/>
+          <w:sz w:val="22"/>
+          <w:szCs w:val="22"/>
+        </w:rPr>
+        <w:t>스크린샷</w:t>
+      </w:r>
+      <w:proofErr w:type="spellEnd"/>
+      <w:r>
+        <w:rPr>
+          <w:b/>
+          <w:bCs/>
+          <w:color w:val="333333"/>
+          <w:sz w:val="22"/>
+          <w:szCs w:val="22"/>
+        </w:rPr>
+        <w:t xml:space="preserve"> 종목 등록 [핵심 기능]</w:t>
       </w:r>
     </w:p>
     <w:p>
@@ -4792,7 +5677,49 @@
         <w:rPr>
           <w:color w:val="444444"/>
         </w:rPr>
-        <w:t>증권사 앱 캡처 이미지 1장 → Claude Vision이 종목명·수량·예수금 자동 추출</w:t>
+        <w:t xml:space="preserve">증권사 </w:t>
+      </w:r>
+      <w:proofErr w:type="spellStart"/>
+      <w:r>
+        <w:rPr>
+          <w:color w:val="444444"/>
+        </w:rPr>
+        <w:t>앱</w:t>
+      </w:r>
+      <w:proofErr w:type="spellEnd"/>
+      <w:r>
+        <w:rPr>
+          <w:color w:val="444444"/>
+        </w:rPr>
+        <w:t xml:space="preserve"> </w:t>
+      </w:r>
+      <w:proofErr w:type="spellStart"/>
+      <w:r>
+        <w:rPr>
+          <w:color w:val="444444"/>
+        </w:rPr>
+        <w:t>캡처</w:t>
+      </w:r>
+      <w:proofErr w:type="spellEnd"/>
+      <w:r>
+        <w:rPr>
+          <w:color w:val="444444"/>
+        </w:rPr>
+        <w:t xml:space="preserve"> 이미지 1장 → Claude Vision이 </w:t>
+      </w:r>
+      <w:proofErr w:type="spellStart"/>
+      <w:r>
+        <w:rPr>
+          <w:color w:val="444444"/>
+        </w:rPr>
+        <w:t>종목명</w:t>
+      </w:r>
+      <w:proofErr w:type="spellEnd"/>
+      <w:r>
+        <w:rPr>
+          <w:color w:val="444444"/>
+        </w:rPr>
+        <w:t>·수량·예수금 자동 추출</w:t>
       </w:r>
     </w:p>
     <w:p>
@@ -4808,7 +5735,21 @@
         <w:rPr>
           <w:color w:val="444444"/>
         </w:rPr>
-        <w:t>국내(6자리 코드) / 해외(영문 ticker) 자동 매칭 후 즉시 DB 저장</w:t>
+        <w:t xml:space="preserve">국내(6자리 코드) / 해외(영문 ticker) 자동 </w:t>
+      </w:r>
+      <w:proofErr w:type="spellStart"/>
+      <w:r>
+        <w:rPr>
+          <w:color w:val="444444"/>
+        </w:rPr>
+        <w:t>매칭</w:t>
+      </w:r>
+      <w:proofErr w:type="spellEnd"/>
+      <w:r>
+        <w:rPr>
+          <w:color w:val="444444"/>
+        </w:rPr>
+        <w:t xml:space="preserve"> 후 즉시 DB 저장</w:t>
       </w:r>
     </w:p>
     <w:p>
@@ -4824,7 +5765,21 @@
         <w:rPr>
           <w:color w:val="444444"/>
         </w:rPr>
-        <w:t>초기 온보딩 데이터 입력 장벽을 대폭 낮춤</w:t>
+        <w:t xml:space="preserve">초기 </w:t>
+      </w:r>
+      <w:proofErr w:type="spellStart"/>
+      <w:r>
+        <w:rPr>
+          <w:color w:val="444444"/>
+        </w:rPr>
+        <w:t>온보딩</w:t>
+      </w:r>
+      <w:proofErr w:type="spellEnd"/>
+      <w:r>
+        <w:rPr>
+          <w:color w:val="444444"/>
+        </w:rPr>
+        <w:t xml:space="preserve"> 데이터 입력 장벽을 대폭 낮춤</w:t>
       </w:r>
     </w:p>
     <w:p>
@@ -5169,7 +6124,21 @@
         <w:rPr>
           <w:color w:val="333333"/>
         </w:rPr>
-        <w:t xml:space="preserve"> — 승률 16.7% · 평균보유 43일 · 손절비율 83.3%</w:t>
+        <w:t xml:space="preserve"> — 승률 16.7% · 평균보유 43일 · </w:t>
+      </w:r>
+      <w:proofErr w:type="spellStart"/>
+      <w:r>
+        <w:rPr>
+          <w:color w:val="333333"/>
+        </w:rPr>
+        <w:t>손절비율</w:t>
+      </w:r>
+      <w:proofErr w:type="spellEnd"/>
+      <w:r>
+        <w:rPr>
+          <w:color w:val="333333"/>
+        </w:rPr>
+        <w:t xml:space="preserve"> 83.3%</w:t>
       </w:r>
     </w:p>
     <w:p>
@@ -5184,7 +6153,29 @@
           <w:sz w:val="22"/>
           <w:szCs w:val="22"/>
         </w:rPr>
-        <w:t>⑤ AI 코칭 리포트</w:t>
+        <w:t xml:space="preserve">⑤ AI </w:t>
+      </w:r>
+      <w:proofErr w:type="spellStart"/>
+      <w:r>
+        <w:rPr>
+          <w:b/>
+          <w:bCs/>
+          <w:color w:val="333333"/>
+          <w:sz w:val="22"/>
+          <w:szCs w:val="22"/>
+        </w:rPr>
+        <w:t>코칭</w:t>
+      </w:r>
+      <w:proofErr w:type="spellEnd"/>
+      <w:r>
+        <w:rPr>
+          <w:b/>
+          <w:bCs/>
+          <w:color w:val="333333"/>
+          <w:sz w:val="22"/>
+          <w:szCs w:val="22"/>
+        </w:rPr>
+        <w:t xml:space="preserve"> 리포트</w:t>
       </w:r>
     </w:p>
     <w:p>
@@ -5220,11 +6211,19 @@
         </w:rPr>
         <w:t xml:space="preserve">잘한 것: </w:t>
       </w:r>
+      <w:proofErr w:type="spellStart"/>
       <w:r>
         <w:rPr>
           <w:color w:val="444444"/>
         </w:rPr>
-        <w:t>손절 라인을 지킨 3번의 매도</w:t>
+        <w:t>손절</w:t>
+      </w:r>
+      <w:proofErr w:type="spellEnd"/>
+      <w:r>
+        <w:rPr>
+          <w:color w:val="444444"/>
+        </w:rPr>
+        <w:t xml:space="preserve"> 라인을 지킨 3번의 매도</w:t>
       </w:r>
     </w:p>
     <w:p>
@@ -5319,7 +6318,21 @@
         <w:rPr>
           <w:color w:val="444444"/>
         </w:rPr>
-        <w:t>PER·PBR·ROE·52주 고저 지표 + 뉴스 스크래핑 호재·악재</w:t>
+        <w:t xml:space="preserve">PER·PBR·ROE·52주 고저 지표 + 뉴스 </w:t>
+      </w:r>
+      <w:proofErr w:type="spellStart"/>
+      <w:r>
+        <w:rPr>
+          <w:color w:val="444444"/>
+        </w:rPr>
+        <w:t>스크래핑</w:t>
+      </w:r>
+      <w:proofErr w:type="spellEnd"/>
+      <w:r>
+        <w:rPr>
+          <w:color w:val="444444"/>
+        </w:rPr>
+        <w:t xml:space="preserve"> 호재·악재</w:t>
       </w:r>
     </w:p>
     <w:p>
@@ -5361,6 +6374,7 @@
         </w:pBdr>
         <w:spacing w:before="60" w:after="60"/>
       </w:pPr>
+      <w:proofErr w:type="gramStart"/>
       <w:r>
         <w:rPr>
           <w:color w:val="05C072"/>
@@ -5373,13 +6387,64 @@
           <w:bCs/>
           <w:color w:val="1A1A1A"/>
         </w:rPr>
-        <w:t>소스 코드 (GitHub)</w:t>
+        <w:t>소스</w:t>
+      </w:r>
+      <w:proofErr w:type="gramEnd"/>
+      <w:r>
+        <w:rPr>
+          <w:b/>
+          <w:bCs/>
+          <w:color w:val="1A1A1A"/>
+        </w:rPr>
+        <w:t xml:space="preserve"> 코드 (GitHub)</w:t>
       </w:r>
       <w:r>
         <w:rPr>
           <w:color w:val="333333"/>
         </w:rPr>
-        <w:t xml:space="preserve"> — Next.js 풀스택 TypeScript 앱, 12개 페이지 + 30개 API Route</w:t>
+        <w:t xml:space="preserve"> — Next.js </w:t>
+      </w:r>
+      <w:proofErr w:type="spellStart"/>
+      <w:r>
+        <w:rPr>
+          <w:color w:val="333333"/>
+        </w:rPr>
+        <w:t>풀스택</w:t>
+      </w:r>
+      <w:proofErr w:type="spellEnd"/>
+      <w:r>
+        <w:rPr>
+          <w:color w:val="333333"/>
+        </w:rPr>
+        <w:t xml:space="preserve"> </w:t>
+      </w:r>
+      <w:proofErr w:type="spellStart"/>
+      <w:r>
+        <w:rPr>
+          <w:color w:val="333333"/>
+        </w:rPr>
+        <w:t>TypeScript</w:t>
+      </w:r>
+      <w:proofErr w:type="spellEnd"/>
+      <w:r>
+        <w:rPr>
+          <w:color w:val="333333"/>
+        </w:rPr>
+        <w:t xml:space="preserve"> </w:t>
+      </w:r>
+      <w:proofErr w:type="spellStart"/>
+      <w:r>
+        <w:rPr>
+          <w:color w:val="333333"/>
+        </w:rPr>
+        <w:t>앱</w:t>
+      </w:r>
+      <w:proofErr w:type="spellEnd"/>
+      <w:r>
+        <w:rPr>
+          <w:color w:val="333333"/>
+        </w:rPr>
+        <w:t>, 12개 페이지 + 30개 API Route</w:t>
       </w:r>
     </w:p>
     <w:p>
@@ -5389,6 +6454,7 @@
         </w:pBdr>
         <w:spacing w:before="60" w:after="60"/>
       </w:pPr>
+      <w:proofErr w:type="gramStart"/>
       <w:r>
         <w:rPr>
           <w:color w:val="05C072"/>
@@ -5401,13 +6467,72 @@
           <w:bCs/>
           <w:color w:val="1A1A1A"/>
         </w:rPr>
-        <w:t>DB 설계 문서 (prisma/schema.prisma)</w:t>
+        <w:t>DB</w:t>
+      </w:r>
+      <w:proofErr w:type="gramEnd"/>
+      <w:r>
+        <w:rPr>
+          <w:b/>
+          <w:bCs/>
+          <w:color w:val="1A1A1A"/>
+        </w:rPr>
+        <w:t xml:space="preserve"> 설계 문서 (</w:t>
+      </w:r>
+      <w:proofErr w:type="spellStart"/>
+      <w:r>
+        <w:rPr>
+          <w:b/>
+          <w:bCs/>
+          <w:color w:val="1A1A1A"/>
+        </w:rPr>
+        <w:t>prisma</w:t>
+      </w:r>
+      <w:proofErr w:type="spellEnd"/>
+      <w:r>
+        <w:rPr>
+          <w:b/>
+          <w:bCs/>
+          <w:color w:val="1A1A1A"/>
+        </w:rPr>
+        <w:t>/</w:t>
+      </w:r>
+      <w:proofErr w:type="spellStart"/>
+      <w:r>
+        <w:rPr>
+          <w:b/>
+          <w:bCs/>
+          <w:color w:val="1A1A1A"/>
+        </w:rPr>
+        <w:t>schema.prisma</w:t>
+      </w:r>
+      <w:proofErr w:type="spellEnd"/>
+      <w:r>
+        <w:rPr>
+          <w:b/>
+          <w:bCs/>
+          <w:color w:val="1A1A1A"/>
+        </w:rPr>
+        <w:t>)</w:t>
       </w:r>
       <w:r>
         <w:rPr>
           <w:color w:val="333333"/>
         </w:rPr>
-        <w:t xml:space="preserve"> — 17개 모델, 관계 정의, 마이그레이션 이력</w:t>
+        <w:t xml:space="preserve"> — 17개 모델, 관계 정의, </w:t>
+      </w:r>
+      <w:proofErr w:type="spellStart"/>
+      <w:r>
+        <w:rPr>
+          <w:color w:val="333333"/>
+        </w:rPr>
+        <w:t>마이그레이션</w:t>
+      </w:r>
+      <w:proofErr w:type="spellEnd"/>
+      <w:r>
+        <w:rPr>
+          <w:color w:val="333333"/>
+        </w:rPr>
+        <w:t xml:space="preserve"> 이력</w:t>
       </w:r>
     </w:p>
     <w:p>
@@ -5417,6 +6542,7 @@
         </w:pBdr>
         <w:spacing w:before="60" w:after="60"/>
       </w:pPr>
+      <w:proofErr w:type="gramStart"/>
       <w:r>
         <w:rPr>
           <w:color w:val="05C072"/>
@@ -5429,7 +6555,34 @@
           <w:bCs/>
           <w:color w:val="1A1A1A"/>
         </w:rPr>
-        <w:t>AI 프롬프트 설계 (lib/prompts.ts)</w:t>
+        <w:t>AI</w:t>
+      </w:r>
+      <w:proofErr w:type="gramEnd"/>
+      <w:r>
+        <w:rPr>
+          <w:b/>
+          <w:bCs/>
+          <w:color w:val="1A1A1A"/>
+        </w:rPr>
+        <w:t xml:space="preserve"> 프롬프트 설계 (lib/</w:t>
+      </w:r>
+      <w:proofErr w:type="spellStart"/>
+      <w:r>
+        <w:rPr>
+          <w:b/>
+          <w:bCs/>
+          <w:color w:val="1A1A1A"/>
+        </w:rPr>
+        <w:t>prompts.ts</w:t>
+      </w:r>
+      <w:proofErr w:type="spellEnd"/>
+      <w:r>
+        <w:rPr>
+          <w:b/>
+          <w:bCs/>
+          <w:color w:val="1A1A1A"/>
+        </w:rPr>
+        <w:t>)</w:t>
       </w:r>
       <w:r>
         <w:rPr>
@@ -5445,6 +6598,7 @@
         </w:pBdr>
         <w:spacing w:before="60" w:after="60"/>
       </w:pPr>
+      <w:proofErr w:type="gramStart"/>
       <w:r>
         <w:rPr>
           <w:color w:val="05C072"/>
@@ -5457,13 +6611,54 @@
           <w:bCs/>
           <w:color w:val="1A1A1A"/>
         </w:rPr>
-        <w:t>UI 공통 컴포넌트 (components/ui/)</w:t>
+        <w:t>UI</w:t>
+      </w:r>
+      <w:proofErr w:type="gramEnd"/>
+      <w:r>
+        <w:rPr>
+          <w:b/>
+          <w:bCs/>
+          <w:color w:val="1A1A1A"/>
+        </w:rPr>
+        <w:t xml:space="preserve"> 공통 컴포넌트 (components/</w:t>
+      </w:r>
+      <w:proofErr w:type="spellStart"/>
+      <w:r>
+        <w:rPr>
+          <w:b/>
+          <w:bCs/>
+          <w:color w:val="1A1A1A"/>
+        </w:rPr>
+        <w:t>ui</w:t>
+      </w:r>
+      <w:proofErr w:type="spellEnd"/>
+      <w:r>
+        <w:rPr>
+          <w:b/>
+          <w:bCs/>
+          <w:color w:val="1A1A1A"/>
+        </w:rPr>
+        <w:t>/)</w:t>
       </w:r>
       <w:r>
         <w:rPr>
           <w:color w:val="333333"/>
         </w:rPr>
-        <w:t xml:space="preserve"> — Button·Card·BottomSheet·Tag·Input 등 18종</w:t>
+        <w:t xml:space="preserve"> — </w:t>
+      </w:r>
+      <w:proofErr w:type="spellStart"/>
+      <w:r>
+        <w:rPr>
+          <w:color w:val="333333"/>
+        </w:rPr>
+        <w:t>Button·Card·BottomSheet·Tag·Input</w:t>
+      </w:r>
+      <w:proofErr w:type="spellEnd"/>
+      <w:r>
+        <w:rPr>
+          <w:color w:val="333333"/>
+        </w:rPr>
+        <w:t xml:space="preserve"> 등 18종</w:t>
       </w:r>
     </w:p>
     <w:p>
@@ -5473,6 +6668,7 @@
         </w:pBdr>
         <w:spacing w:before="60" w:after="60"/>
       </w:pPr>
+      <w:proofErr w:type="gramStart"/>
       <w:r>
         <w:rPr>
           <w:color w:val="05C072"/>
@@ -5485,13 +6681,64 @@
           <w:bCs/>
           <w:color w:val="1A1A1A"/>
         </w:rPr>
-        <w:t>발표 슬라이드 (/slides)</w:t>
+        <w:t>발표</w:t>
+      </w:r>
+      <w:proofErr w:type="gramEnd"/>
+      <w:r>
+        <w:rPr>
+          <w:b/>
+          <w:bCs/>
+          <w:color w:val="1A1A1A"/>
+        </w:rPr>
+        <w:t xml:space="preserve"> 슬라이드 (/slides)</w:t>
       </w:r>
       <w:r>
         <w:rPr>
           <w:color w:val="333333"/>
         </w:rPr>
-        <w:t xml:space="preserve"> — 웹 기반 슬라이드쇼, 다크/라이트 테마, 인쇄 최적화</w:t>
+        <w:t xml:space="preserve"> — 웹 기반 </w:t>
+      </w:r>
+      <w:proofErr w:type="spellStart"/>
+      <w:r>
+        <w:rPr>
+          <w:color w:val="333333"/>
+        </w:rPr>
+        <w:t>슬라이드쇼</w:t>
+      </w:r>
+      <w:proofErr w:type="spellEnd"/>
+      <w:r>
+        <w:rPr>
+          <w:color w:val="333333"/>
+        </w:rPr>
+        <w:t xml:space="preserve">, </w:t>
+      </w:r>
+      <w:proofErr w:type="spellStart"/>
+      <w:r>
+        <w:rPr>
+          <w:color w:val="333333"/>
+        </w:rPr>
+        <w:t>다크</w:t>
+      </w:r>
+      <w:proofErr w:type="spellEnd"/>
+      <w:r>
+        <w:rPr>
+          <w:color w:val="333333"/>
+        </w:rPr>
+        <w:t>/</w:t>
+      </w:r>
+      <w:proofErr w:type="spellStart"/>
+      <w:r>
+        <w:rPr>
+          <w:color w:val="333333"/>
+        </w:rPr>
+        <w:t>라이트</w:t>
+      </w:r>
+      <w:proofErr w:type="spellEnd"/>
+      <w:r>
+        <w:rPr>
+          <w:color w:val="333333"/>
+        </w:rPr>
+        <w:t xml:space="preserve"> 테마, 인쇄 최적화</w:t>
       </w:r>
     </w:p>
     <w:p>
@@ -5501,6 +6748,7 @@
         </w:pBdr>
         <w:spacing w:before="60" w:after="60"/>
       </w:pPr>
+      <w:proofErr w:type="gramStart"/>
       <w:r>
         <w:rPr>
           <w:color w:val="05C072"/>
@@ -5513,13 +6761,36 @@
           <w:bCs/>
           <w:color w:val="1A1A1A"/>
         </w:rPr>
-        <w:t>개발 가이드 (CLAUDE.md)</w:t>
+        <w:t>개발</w:t>
+      </w:r>
+      <w:proofErr w:type="gramEnd"/>
+      <w:r>
+        <w:rPr>
+          <w:b/>
+          <w:bCs/>
+          <w:color w:val="1A1A1A"/>
+        </w:rPr>
+        <w:t xml:space="preserve"> 가이드 (CLAUDE.md)</w:t>
       </w:r>
       <w:r>
         <w:rPr>
           <w:color w:val="333333"/>
         </w:rPr>
-        <w:t xml:space="preserve"> — 팀 분업 구조·코딩 컨벤션·API 설계 원칙·보안 규칙 문서화</w:t>
+        <w:t xml:space="preserve"> — 팀 분업 구조·코딩 </w:t>
+      </w:r>
+      <w:proofErr w:type="spellStart"/>
+      <w:r>
+        <w:rPr>
+          <w:color w:val="333333"/>
+        </w:rPr>
+        <w:t>컨벤션</w:t>
+      </w:r>
+      <w:proofErr w:type="spellEnd"/>
+      <w:r>
+        <w:rPr>
+          <w:color w:val="333333"/>
+        </w:rPr>
+        <w:t>·API 설계 원칙·보안 규칙 문서화</w:t>
       </w:r>
     </w:p>
     <w:p>
@@ -5529,6 +6800,7 @@
         </w:pBdr>
         <w:spacing w:before="60" w:after="60"/>
       </w:pPr>
+      <w:proofErr w:type="gramStart"/>
       <w:r>
         <w:rPr>
           <w:color w:val="05C072"/>
@@ -5541,13 +6813,36 @@
           <w:bCs/>
           <w:color w:val="1A1A1A"/>
         </w:rPr>
-        <w:t>완료보고서 (본 문서)</w:t>
+        <w:t>완료보고서</w:t>
+      </w:r>
+      <w:proofErr w:type="gramEnd"/>
+      <w:r>
+        <w:rPr>
+          <w:b/>
+          <w:bCs/>
+          <w:color w:val="1A1A1A"/>
+        </w:rPr>
+        <w:t xml:space="preserve"> (본 문서)</w:t>
       </w:r>
       <w:r>
         <w:rPr>
           <w:color w:val="333333"/>
         </w:rPr>
-        <w:t xml:space="preserve"> — 프로젝트 개요·목표·기술스택·에피소드·결과물 종합 정리</w:t>
+        <w:t xml:space="preserve"> — 프로젝트 개요·목표·</w:t>
+      </w:r>
+      <w:proofErr w:type="spellStart"/>
+      <w:r>
+        <w:rPr>
+          <w:color w:val="333333"/>
+        </w:rPr>
+        <w:t>기술스택</w:t>
+      </w:r>
+      <w:proofErr w:type="spellEnd"/>
+      <w:r>
+        <w:rPr>
+          <w:color w:val="333333"/>
+        </w:rPr>
+        <w:t>·에피소드·결과물 종합 정리</w:t>
       </w:r>
     </w:p>
     <w:p>
@@ -5740,12 +7035,14 @@
               <w:spacing w:before="60" w:after="60"/>
               <w:jc w:val="center"/>
             </w:pPr>
+            <w:proofErr w:type="spellStart"/>
             <w:r>
               <w:rPr>
                 <w:color w:val="333333"/>
               </w:rPr>
               <w:t>온보딩</w:t>
             </w:r>
+            <w:proofErr w:type="spellEnd"/>
           </w:p>
         </w:tc>
         <w:tc>
@@ -5773,7 +7070,35 @@
               <w:rPr>
                 <w:color w:val="333333"/>
               </w:rPr>
-              <w:t>Claude Vision으로 증권사 앱 캡처 → 보유종목 자동 등록</w:t>
+              <w:t xml:space="preserve">Claude Vision으로 증권사 </w:t>
+            </w:r>
+            <w:proofErr w:type="spellStart"/>
+            <w:r>
+              <w:rPr>
+                <w:color w:val="333333"/>
+              </w:rPr>
+              <w:t>앱</w:t>
+            </w:r>
+            <w:proofErr w:type="spellEnd"/>
+            <w:r>
+              <w:rPr>
+                <w:color w:val="333333"/>
+              </w:rPr>
+              <w:t xml:space="preserve"> </w:t>
+            </w:r>
+            <w:proofErr w:type="spellStart"/>
+            <w:r>
+              <w:rPr>
+                <w:color w:val="333333"/>
+              </w:rPr>
+              <w:t>캡처</w:t>
+            </w:r>
+            <w:proofErr w:type="spellEnd"/>
+            <w:r>
+              <w:rPr>
+                <w:color w:val="333333"/>
+              </w:rPr>
+              <w:t xml:space="preserve"> → 보유종목 자동 등록</w:t>
             </w:r>
           </w:p>
         </w:tc>
@@ -6017,8 +7342,16 @@
               <w:rPr>
                 <w:color w:val="333333"/>
               </w:rPr>
-              <w:t>AI 코칭</w:t>
-            </w:r>
+              <w:t xml:space="preserve">AI </w:t>
+            </w:r>
+            <w:proofErr w:type="spellStart"/>
+            <w:r>
+              <w:rPr>
+                <w:color w:val="333333"/>
+              </w:rPr>
+              <w:t>코칭</w:t>
+            </w:r>
+            <w:proofErr w:type="spellEnd"/>
           </w:p>
         </w:tc>
         <w:tc>
@@ -6073,8 +7406,6 @@
         </w:rPr>
         <w:t>DEMO</w:t>
       </w:r>
-      <w:bookmarkStart w:id="0" w:name="_GoBack"/>
-      <w:bookmarkEnd w:id="0"/>
       <w:r>
         <w:t>서비스 사용 흐름</w:t>
       </w:r>
@@ -6099,8 +7430,8 @@
       </w:tblPr>
       <w:tblGrid>
         <w:gridCol w:w="1560"/>
-        <w:gridCol w:w="2976"/>
-        <w:gridCol w:w="4534"/>
+        <w:gridCol w:w="3118"/>
+        <w:gridCol w:w="4392"/>
       </w:tblGrid>
       <w:tr>
         <w:tc>
@@ -6137,7 +7468,7 @@
         </w:tc>
         <w:tc>
           <w:tcPr>
-            <w:tcW w:w="2976" w:type="dxa"/>
+            <w:tcW w:w="3118" w:type="dxa"/>
             <w:tcBorders>
               <w:top w:val="single" w:sz="1" w:space="0" w:color="CCCCCC"/>
               <w:left w:val="single" w:sz="1" w:space="0" w:color="CCCCCC"/>
@@ -6169,7 +7500,7 @@
         </w:tc>
         <w:tc>
           <w:tcPr>
-            <w:tcW w:w="4534" w:type="dxa"/>
+            <w:tcW w:w="4392" w:type="dxa"/>
             <w:tcBorders>
               <w:top w:val="single" w:sz="1" w:space="0" w:color="CCCCCC"/>
               <w:left w:val="single" w:sz="1" w:space="0" w:color="CCCCCC"/>
@@ -6189,13 +7520,23 @@
               <w:spacing w:before="60" w:after="60"/>
               <w:jc w:val="center"/>
             </w:pPr>
+            <w:proofErr w:type="spellStart"/>
             <w:r>
               <w:rPr>
                 <w:b/>
                 <w:bCs/>
                 <w:color w:val="1A1A1A"/>
               </w:rPr>
-              <w:t>버텨일지의 역할</w:t>
+              <w:t>버텨일지의</w:t>
+            </w:r>
+            <w:proofErr w:type="spellEnd"/>
+            <w:r>
+              <w:rPr>
+                <w:b/>
+                <w:bCs/>
+                <w:color w:val="1A1A1A"/>
+              </w:rPr>
+              <w:t xml:space="preserve"> 역할</w:t>
             </w:r>
           </w:p>
         </w:tc>
@@ -6233,7 +7574,7 @@
         </w:tc>
         <w:tc>
           <w:tcPr>
-            <w:tcW w:w="2976" w:type="dxa"/>
+            <w:tcW w:w="3118" w:type="dxa"/>
             <w:tcBorders>
               <w:top w:val="single" w:sz="1" w:space="0" w:color="CCCCCC"/>
               <w:left w:val="single" w:sz="1" w:space="0" w:color="CCCCCC"/>
@@ -6262,21 +7603,10 @@
               <w:t>FOMO 충동매수</w:t>
             </w:r>
           </w:p>
-          <w:p>
-            <w:pPr>
-              <w:spacing w:before="60" w:after="60"/>
-            </w:pPr>
-            <w:r>
-              <w:rPr>
-                <w:color w:val="333333"/>
-              </w:rPr>
-              <w:t>급등 소식에 이유 없이 매수</w:t>
-            </w:r>
-          </w:p>
-        </w:tc>
-        <w:tc>
-          <w:tcPr>
-            <w:tcW w:w="4534" w:type="dxa"/>
+        </w:tc>
+        <w:tc>
+          <w:tcPr>
+            <w:tcW w:w="4392" w:type="dxa"/>
             <w:tcBorders>
               <w:top w:val="single" w:sz="1" w:space="0" w:color="CCCCCC"/>
               <w:left w:val="single" w:sz="1" w:space="0" w:color="CCCCCC"/>
@@ -6339,7 +7669,7 @@
         </w:tc>
         <w:tc>
           <w:tcPr>
-            <w:tcW w:w="2976" w:type="dxa"/>
+            <w:tcW w:w="3118" w:type="dxa"/>
             <w:tcBorders>
               <w:top w:val="single" w:sz="1" w:space="0" w:color="CCCCCC"/>
               <w:left w:val="single" w:sz="1" w:space="0" w:color="CCCCCC"/>
@@ -6365,24 +7695,21 @@
               <w:rPr>
                 <w:color w:val="333333"/>
               </w:rPr>
-              <w:t>기록 없음 → 재실수</w:t>
-            </w:r>
-          </w:p>
-          <w:p>
-            <w:pPr>
-              <w:spacing w:before="60" w:after="60"/>
-            </w:pPr>
-            <w:r>
-              <w:rPr>
-                <w:color w:val="333333"/>
-              </w:rPr>
-              <w:t xml:space="preserve"> 왜 샀는지 기억 못함</w:t>
-            </w:r>
-          </w:p>
-        </w:tc>
-        <w:tc>
-          <w:tcPr>
-            <w:tcW w:w="4534" w:type="dxa"/>
+              <w:t xml:space="preserve">기록 없음 → </w:t>
+            </w:r>
+            <w:bookmarkStart w:id="0" w:name="_GoBack"/>
+            <w:bookmarkEnd w:id="0"/>
+            <w:r>
+              <w:rPr>
+                <w:color w:val="333333"/>
+              </w:rPr>
+              <w:t>왜 샀는지 기억 못함</w:t>
+            </w:r>
+          </w:p>
+        </w:tc>
+        <w:tc>
+          <w:tcPr>
+            <w:tcW w:w="4392" w:type="dxa"/>
             <w:tcBorders>
               <w:top w:val="single" w:sz="1" w:space="0" w:color="CCCCCC"/>
               <w:left w:val="single" w:sz="1" w:space="0" w:color="CCCCCC"/>
@@ -6435,17 +7762,25 @@
               <w:spacing w:before="60" w:after="60"/>
               <w:jc w:val="center"/>
             </w:pPr>
-            <w:r>
-              <w:rPr>
-                <w:color w:val="333333"/>
-              </w:rPr>
-              <w:t>버텨일지 시작</w:t>
-            </w:r>
-          </w:p>
-        </w:tc>
-        <w:tc>
-          <w:tcPr>
-            <w:tcW w:w="2976" w:type="dxa"/>
+            <w:proofErr w:type="spellStart"/>
+            <w:r>
+              <w:rPr>
+                <w:color w:val="333333"/>
+              </w:rPr>
+              <w:t>버텨일지</w:t>
+            </w:r>
+            <w:proofErr w:type="spellEnd"/>
+            <w:r>
+              <w:rPr>
+                <w:color w:val="333333"/>
+              </w:rPr>
+              <w:t xml:space="preserve"> 시작</w:t>
+            </w:r>
+          </w:p>
+        </w:tc>
+        <w:tc>
+          <w:tcPr>
+            <w:tcW w:w="3118" w:type="dxa"/>
             <w:tcBorders>
               <w:top w:val="single" w:sz="1" w:space="0" w:color="CCCCCC"/>
               <w:left w:val="single" w:sz="1" w:space="0" w:color="CCCCCC"/>
@@ -6474,7 +7809,7 @@
         </w:tc>
         <w:tc>
           <w:tcPr>
-            <w:tcW w:w="4534" w:type="dxa"/>
+            <w:tcW w:w="4392" w:type="dxa"/>
             <w:tcBorders>
               <w:top w:val="single" w:sz="1" w:space="0" w:color="CCCCCC"/>
               <w:left w:val="single" w:sz="1" w:space="0" w:color="CCCCCC"/>
@@ -6535,7 +7870,7 @@
         </w:tc>
         <w:tc>
           <w:tcPr>
-            <w:tcW w:w="2976" w:type="dxa"/>
+            <w:tcW w:w="3118" w:type="dxa"/>
             <w:tcBorders>
               <w:top w:val="single" w:sz="1" w:space="0" w:color="CCCCCC"/>
               <w:left w:val="single" w:sz="1" w:space="0" w:color="CCCCCC"/>
@@ -6564,7 +7899,7 @@
         </w:tc>
         <w:tc>
           <w:tcPr>
-            <w:tcW w:w="4534" w:type="dxa"/>
+            <w:tcW w:w="4392" w:type="dxa"/>
             <w:tcBorders>
               <w:top w:val="single" w:sz="1" w:space="0" w:color="CCCCCC"/>
               <w:left w:val="single" w:sz="1" w:space="0" w:color="CCCCCC"/>
@@ -6587,8 +7922,16 @@
               <w:rPr>
                 <w:color w:val="333333"/>
               </w:rPr>
-              <w:t>AI 성향 진단 — FOMO 패턴 발견 + 개선 코칭</w:t>
-            </w:r>
+              <w:t xml:space="preserve">AI 성향 진단 — FOMO 패턴 발견 + 개선 </w:t>
+            </w:r>
+            <w:proofErr w:type="spellStart"/>
+            <w:r>
+              <w:rPr>
+                <w:color w:val="333333"/>
+              </w:rPr>
+              <w:t>코칭</w:t>
+            </w:r>
+            <w:proofErr w:type="spellEnd"/>
           </w:p>
         </w:tc>
       </w:tr>
@@ -6625,7 +7968,7 @@
         </w:tc>
         <w:tc>
           <w:tcPr>
-            <w:tcW w:w="2976" w:type="dxa"/>
+            <w:tcW w:w="3118" w:type="dxa"/>
             <w:tcBorders>
               <w:top w:val="single" w:sz="1" w:space="0" w:color="CCCCCC"/>
               <w:left w:val="single" w:sz="1" w:space="0" w:color="CCCCCC"/>
@@ -6654,7 +7997,7 @@
         </w:tc>
         <w:tc>
           <w:tcPr>
-            <w:tcW w:w="4534" w:type="dxa"/>
+            <w:tcW w:w="4392" w:type="dxa"/>
             <w:tcBorders>
               <w:top w:val="single" w:sz="1" w:space="0" w:color="CCCCCC"/>
               <w:left w:val="single" w:sz="1" w:space="0" w:color="CCCCCC"/>
